--- a/Microbiology Exam 2/micro-exam-2-webster-review.docx
+++ b/Microbiology Exam 2/micro-exam-2-webster-review.docx
@@ -508,7 +508,21 @@
                 <w:b w:val="0"/>
                 <w:i w:val="0"/>
               </w:rPr>
-              <w:t xml:space="preserve"> for those.</w:t>
+              <w:t xml:space="preserve"> for those. The five </w:t>
+            </w:r>
+            <w:r>
+              <w:rPr>
+                <w:b w:val="0"/>
+                <w:i w:val="0"/>
+              </w:rPr>
+              <w:t>master exam forms</w:t>
+            </w:r>
+            <w:r>
+              <w:rPr>
+                <w:b w:val="0"/>
+                <w:i w:val="0"/>
+              </w:rPr>
+              <w:t xml:space="preserve"> draw from all seven lectures by class time, and every form carries at least one question on each of her “know cold” items.</w:t>
             </w:r>
           </w:p>
           <w:p>

--- a/Microbiology Exam 2/micro-exam-2-webster-review.docx
+++ b/Microbiology Exam 2/micro-exam-2-webster-review.docx
@@ -29446,7 +29446,35 @@
                 <w:b w:val="0"/>
                 <w:i w:val="0"/>
               </w:rPr>
-              <w:t xml:space="preserve"> condenses them.</w:t>
+              <w:t xml:space="preserve"> condenses them. To test yourself on exactly this review, the two </w:t>
+            </w:r>
+            <w:r>
+              <w:rPr>
+                <w:b w:val="0"/>
+                <w:i w:val="0"/>
+              </w:rPr>
+              <w:t>Webster Review quizzes</w:t>
+            </w:r>
+            <w:r>
+              <w:rPr>
+                <w:b w:val="0"/>
+                <w:i w:val="0"/>
+              </w:rPr>
+              <w:t xml:space="preserve"> (</w:t>
+            </w:r>
+            <w:r>
+              <w:rPr>
+                <w:b w:val="0"/>
+                <w:i w:val="0"/>
+              </w:rPr>
+              <w:t>Set 2</w:t>
+            </w:r>
+            <w:r>
+              <w:rPr>
+                <w:b w:val="0"/>
+                <w:i w:val="0"/>
+              </w:rPr>
+              <w:t>) give every item above a question in each set, with extra ones on the Know cold items.</w:t>
             </w:r>
           </w:p>
         </w:tc>
